--- a/backend/word_templates/工程类/集团外工程/材料（设备）采购/邀请询比/4.交易文件审核表.docx
+++ b/backend/word_templates/工程类/集团外工程/材料（设备）采购/邀请询比/4.交易文件审核表.docx
@@ -247,14 +247,37 @@
               <w:snapToGrid w:val="0"/>
               <w:jc w:val="center"/>
               <w:rPr>
+                <w:rFonts w:hint="default" w:ascii="仿宋_GB2312" w:hAnsi="Times New Roman" w:eastAsia="仿宋_GB2312"/>
+                <w:color w:val="auto"/>
+                <w:sz w:val="24"/>
+                <w:highlight w:val="none"/>
+                <w:lang w:val="en-US" w:eastAsia="zh-CN"/>
+              </w:rPr>
+            </w:pPr>
+            <w:bookmarkStart w:id="0" w:name="_GoBack"/>
+            <w:bookmarkEnd w:id="0"/>
+            <w:r>
+              <w:rPr>
                 <w:rFonts w:hint="eastAsia" w:ascii="仿宋_GB2312" w:hAnsi="Times New Roman" w:eastAsia="仿宋_GB2312"/>
-                <w:color w:val="auto"/>
-                <w:sz w:val="24"/>
-                <w:highlight w:val="none"/>
-                <w:lang w:val="en-US" w:eastAsia="zh-CN"/>
-              </w:rPr>
-            </w:pPr>
-            <w:r>
+                <w:color w:val="0000FF"/>
+                <w:sz w:val="24"/>
+                <w:highlight w:val="none"/>
+                <w:lang w:val="en-US" w:eastAsia="zh-CN"/>
+              </w:rPr>
+              <w:t>{{gong_cheng_ming}}</w:t>
+            </w:r>
+          </w:p>
+        </w:tc>
+        <w:tc>
+          <w:tcPr>
+            <w:tcW w:w="1219" w:type="dxa"/>
+            <w:noWrap/>
+            <w:vAlign w:val="center"/>
+          </w:tcPr>
+          <w:p>
+            <w:pPr>
+              <w:snapToGrid w:val="0"/>
+              <w:jc w:val="center"/>
               <w:rPr>
                 <w:rFonts w:hint="eastAsia" w:ascii="仿宋_GB2312" w:hAnsi="Times New Roman" w:eastAsia="仿宋_GB2312"/>
                 <w:color w:val="auto"/>
@@ -262,13 +285,45 @@
                 <w:highlight w:val="none"/>
                 <w:lang w:val="en-US" w:eastAsia="zh-CN"/>
               </w:rPr>
-              <w:t>{{gong_cheng_ming}}</w:t>
-            </w:r>
-          </w:p>
-        </w:tc>
-        <w:tc>
-          <w:tcPr>
-            <w:tcW w:w="1219" w:type="dxa"/>
+            </w:pPr>
+            <w:r>
+              <w:rPr>
+                <w:rFonts w:hint="eastAsia" w:ascii="仿宋_GB2312" w:hAnsi="Times New Roman" w:eastAsia="仿宋_GB2312"/>
+                <w:color w:val="auto"/>
+                <w:sz w:val="24"/>
+                <w:highlight w:val="none"/>
+                <w:lang w:val="en-US" w:eastAsia="zh-CN"/>
+              </w:rPr>
+              <w:t>总项目</w:t>
+            </w:r>
+          </w:p>
+          <w:p>
+            <w:pPr>
+              <w:snapToGrid w:val="0"/>
+              <w:jc w:val="center"/>
+              <w:rPr>
+                <w:rFonts w:hint="eastAsia" w:ascii="仿宋_GB2312" w:hAnsi="Times New Roman" w:eastAsia="仿宋_GB2312"/>
+                <w:color w:val="auto"/>
+                <w:sz w:val="24"/>
+                <w:highlight w:val="none"/>
+                <w:lang w:val="en-US" w:eastAsia="zh-CN"/>
+              </w:rPr>
+            </w:pPr>
+            <w:r>
+              <w:rPr>
+                <w:rFonts w:hint="eastAsia" w:ascii="仿宋_GB2312" w:hAnsi="Times New Roman" w:eastAsia="仿宋_GB2312"/>
+                <w:color w:val="auto"/>
+                <w:sz w:val="24"/>
+                <w:highlight w:val="none"/>
+                <w:lang w:val="en-US" w:eastAsia="zh-CN"/>
+              </w:rPr>
+              <w:t>工程编号</w:t>
+            </w:r>
+          </w:p>
+        </w:tc>
+        <w:tc>
+          <w:tcPr>
+            <w:tcW w:w="2424" w:type="dxa"/>
             <w:noWrap/>
             <w:vAlign w:val="center"/>
           </w:tcPr>
@@ -277,70 +332,17 @@
               <w:snapToGrid w:val="0"/>
               <w:jc w:val="center"/>
               <w:rPr>
+                <w:rFonts w:hint="default" w:ascii="仿宋_GB2312" w:hAnsi="Times New Roman" w:eastAsia="仿宋_GB2312"/>
+                <w:color w:val="0000FF"/>
+                <w:sz w:val="24"/>
+                <w:highlight w:val="none"/>
+                <w:lang w:val="en-US" w:eastAsia="zh-CN"/>
+              </w:rPr>
+            </w:pPr>
+            <w:r>
+              <w:rPr>
                 <w:rFonts w:hint="eastAsia" w:ascii="仿宋_GB2312" w:hAnsi="Times New Roman" w:eastAsia="仿宋_GB2312"/>
-                <w:color w:val="auto"/>
-                <w:sz w:val="24"/>
-                <w:highlight w:val="none"/>
-                <w:lang w:val="en-US" w:eastAsia="zh-CN"/>
-              </w:rPr>
-            </w:pPr>
-            <w:r>
-              <w:rPr>
-                <w:rFonts w:hint="eastAsia" w:ascii="仿宋_GB2312" w:hAnsi="Times New Roman" w:eastAsia="仿宋_GB2312"/>
-                <w:color w:val="auto"/>
-                <w:sz w:val="24"/>
-                <w:highlight w:val="none"/>
-                <w:lang w:val="en-US" w:eastAsia="zh-CN"/>
-              </w:rPr>
-              <w:t>总项目</w:t>
-            </w:r>
-          </w:p>
-          <w:p>
-            <w:pPr>
-              <w:snapToGrid w:val="0"/>
-              <w:jc w:val="center"/>
-              <w:rPr>
-                <w:rFonts w:hint="eastAsia" w:ascii="仿宋_GB2312" w:hAnsi="Times New Roman" w:eastAsia="仿宋_GB2312"/>
-                <w:color w:val="auto"/>
-                <w:sz w:val="24"/>
-                <w:highlight w:val="none"/>
-                <w:lang w:val="en-US" w:eastAsia="zh-CN"/>
-              </w:rPr>
-            </w:pPr>
-            <w:r>
-              <w:rPr>
-                <w:rFonts w:hint="eastAsia" w:ascii="仿宋_GB2312" w:hAnsi="Times New Roman" w:eastAsia="仿宋_GB2312"/>
-                <w:color w:val="auto"/>
-                <w:sz w:val="24"/>
-                <w:highlight w:val="none"/>
-                <w:lang w:val="en-US" w:eastAsia="zh-CN"/>
-              </w:rPr>
-              <w:t>工程编号</w:t>
-            </w:r>
-          </w:p>
-        </w:tc>
-        <w:tc>
-          <w:tcPr>
-            <w:tcW w:w="2424" w:type="dxa"/>
-            <w:noWrap/>
-            <w:vAlign w:val="center"/>
-          </w:tcPr>
-          <w:p>
-            <w:pPr>
-              <w:snapToGrid w:val="0"/>
-              <w:jc w:val="center"/>
-              <w:rPr>
-                <w:rFonts w:hint="default" w:ascii="仿宋_GB2312" w:hAnsi="Times New Roman" w:eastAsia="仿宋_GB2312"/>
-                <w:color w:val="auto"/>
-                <w:sz w:val="24"/>
-                <w:highlight w:val="none"/>
-                <w:lang w:val="en-US" w:eastAsia="zh-CN"/>
-              </w:rPr>
-            </w:pPr>
-            <w:r>
-              <w:rPr>
-                <w:rFonts w:hint="eastAsia" w:ascii="仿宋_GB2312" w:hAnsi="Times New Roman" w:eastAsia="仿宋_GB2312"/>
-                <w:color w:val="auto"/>
+                <w:color w:val="0000FF"/>
                 <w:sz w:val="24"/>
                 <w:highlight w:val="none"/>
                 <w:lang w:val="en-US" w:eastAsia="zh-CN"/>
@@ -412,7 +414,7 @@
               <w:jc w:val="center"/>
               <w:rPr>
                 <w:rFonts w:hint="eastAsia" w:ascii="仿宋_GB2312" w:hAnsi="Times New Roman" w:eastAsia="仿宋_GB2312"/>
-                <w:color w:val="auto"/>
+                <w:color w:val="0000FF"/>
                 <w:sz w:val="24"/>
                 <w:highlight w:val="none"/>
                 <w:lang w:val="en-US" w:eastAsia="zh-CN"/>
@@ -421,7 +423,7 @@
             <w:r>
               <w:rPr>
                 <w:rFonts w:hint="eastAsia" w:ascii="仿宋_GB2312" w:hAnsi="Times New Roman" w:eastAsia="仿宋_GB2312"/>
-                <w:color w:val="auto"/>
+                <w:color w:val="0000FF"/>
                 <w:sz w:val="24"/>
                 <w:highlight w:val="none"/>
                 <w:lang w:val="en-US" w:eastAsia="zh-CN"/>
@@ -472,7 +474,7 @@
               <w:jc w:val="center"/>
               <w:rPr>
                 <w:rFonts w:hint="default" w:ascii="仿宋_GB2312" w:hAnsi="Times New Roman" w:eastAsia="仿宋_GB2312"/>
-                <w:color w:val="auto"/>
+                <w:color w:val="0000FF"/>
                 <w:sz w:val="24"/>
                 <w:highlight w:val="none"/>
                 <w:lang w:val="en-US" w:eastAsia="zh-CN"/>
@@ -481,7 +483,7 @@
             <w:r>
               <w:rPr>
                 <w:rFonts w:hint="eastAsia" w:ascii="仿宋_GB2312" w:hAnsi="Times New Roman" w:eastAsia="仿宋_GB2312"/>
-                <w:color w:val="auto"/>
+                <w:color w:val="0000FF"/>
                 <w:sz w:val="24"/>
                 <w:highlight w:val="none"/>
                 <w:lang w:val="en-US" w:eastAsia="zh-CN"/>
@@ -637,7 +639,7 @@
             <w:r>
               <w:rPr>
                 <w:rFonts w:hint="eastAsia" w:ascii="仿宋_GB2312" w:hAnsi="仿宋_GB2312" w:eastAsia="仿宋_GB2312" w:cs="仿宋_GB2312"/>
-                <w:color w:val="auto"/>
+                <w:color w:val="0000FF"/>
                 <w:sz w:val="24"/>
                 <w:highlight w:val="none"/>
                 <w:lang w:val="en-US" w:eastAsia="zh-CN"/>
@@ -684,7 +686,7 @@
             <w:r>
               <w:rPr>
                 <w:rFonts w:hint="eastAsia" w:ascii="仿宋_GB2312" w:hAnsi="仿宋_GB2312" w:eastAsia="仿宋_GB2312" w:cs="仿宋_GB2312"/>
-                <w:color w:val="auto"/>
+                <w:color w:val="0000FF"/>
                 <w:sz w:val="24"/>
                 <w:highlight w:val="none"/>
                 <w:lang w:val="en-US" w:eastAsia="zh-CN"/>
@@ -730,7 +732,7 @@
             <w:r>
               <w:rPr>
                 <w:rFonts w:hint="eastAsia" w:ascii="仿宋_GB2312" w:hAnsi="仿宋_GB2312" w:eastAsia="仿宋_GB2312" w:cs="仿宋_GB2312"/>
-                <w:color w:val="auto"/>
+                <w:color w:val="0000FF"/>
                 <w:sz w:val="24"/>
                 <w:highlight w:val="none"/>
                 <w:lang w:val="en-US" w:eastAsia="zh-CN"/>
@@ -862,7 +864,7 @@
             <w:r>
               <w:rPr>
                 <w:rFonts w:hint="eastAsia" w:ascii="仿宋_GB2312" w:hAnsi="仿宋_GB2312" w:eastAsia="仿宋_GB2312" w:cs="仿宋_GB2312"/>
-                <w:color w:val="auto"/>
+                <w:color w:val="0000FF"/>
                 <w:sz w:val="24"/>
                 <w:highlight w:val="none"/>
                 <w:lang w:val="en-US" w:eastAsia="zh-CN"/>
@@ -1999,12 +2001,10 @@
         </w:rPr>
         <w:t>。</w:t>
       </w:r>
-      <w:bookmarkStart w:id="0" w:name="_GoBack"/>
-      <w:bookmarkEnd w:id="0"/>
     </w:p>
     <w:sectPr>
       <w:pgSz w:w="11906" w:h="16838"/>
-      <w:pgMar w:top="1440" w:right="1800" w:bottom="1440" w:left="1800" w:header="851" w:footer="992" w:gutter="0"/>
+      <w:pgMar w:top="850" w:right="1800" w:bottom="1440" w:left="1800" w:header="851" w:footer="992" w:gutter="0"/>
       <w:cols w:space="720" w:num="1"/>
       <w:docGrid w:type="lines" w:linePitch="312" w:charSpace="0"/>
     </w:sectPr>
@@ -2088,7 +2088,7 @@
     <w:lsdException w:qFormat="1" w:unhideWhenUsed="0" w:uiPriority="0" w:semiHidden="0" w:name="Title"/>
     <w:lsdException w:unhideWhenUsed="0" w:uiPriority="0" w:semiHidden="0" w:name="Closing"/>
     <w:lsdException w:unhideWhenUsed="0" w:uiPriority="0" w:semiHidden="0" w:name="Signature"/>
-    <w:lsdException w:unhideWhenUsed="0" w:uiPriority="0" w:name="Default Paragraph Font"/>
+    <w:lsdException w:qFormat="1" w:unhideWhenUsed="0" w:uiPriority="0" w:name="Default Paragraph Font"/>
     <w:lsdException w:unhideWhenUsed="0" w:uiPriority="0" w:semiHidden="0" w:name="Body Text"/>
     <w:lsdException w:unhideWhenUsed="0" w:uiPriority="0" w:semiHidden="0" w:name="Body Text Indent"/>
     <w:lsdException w:unhideWhenUsed="0" w:uiPriority="0" w:semiHidden="0" w:name="List Continue"/>
@@ -2291,6 +2291,7 @@
   <w:style w:type="character" w:default="1" w:styleId="4">
     <w:name w:val="Default Paragraph Font"/>
     <w:semiHidden/>
+    <w:qFormat/>
     <w:uiPriority w:val="0"/>
   </w:style>
   <w:style w:type="table" w:default="1" w:styleId="3">
